--- a/source/ms/Course 2_ Hydration/2 Lesson 2_ Daily Hydration Guidelines.docx
+++ b/source/ms/Course 2_ Hydration/2 Lesson 2_ Daily Hydration Guidelines.docx
@@ -567,7 +567,7 @@
           <w:szCs w:val="26"/>
           <w:rtl w:val="0"/>
         </w:rPr>
-        <w:t xml:space="preserve">The best way to determine how hydrated you are is by looking at the color of your urine. Other signs that you are hydrated are:</w:t>
+        <w:t>One way to check your hydration is by looking at the color of your urine, but it is just one clue among thirst, symptoms, activity level, and heat.</w:t>
       </w:r>
     </w:p>
     <w:p>

--- a/source/ms/Course 2_ Hydration/2 Lesson 2_ Daily Hydration Guidelines.docx
+++ b/source/ms/Course 2_ Hydration/2 Lesson 2_ Daily Hydration Guidelines.docx
@@ -567,7 +567,7 @@
           <w:szCs w:val="26"/>
           <w:rtl w:val="0"/>
         </w:rPr>
-        <w:t>One way to check your hydration is by looking at the color of your urine, but it is just one clue among thirst, symptoms, activity level, and heat.</w:t>
+        <w:t>One way to check your hydration is by looking at the color of your urine. Thirst, symptoms, activity level, and weather are also helpful clues. No single measure is best for everyone.</w:t>
       </w:r>
     </w:p>
     <w:p>
